--- a/research/CrossDomain_Validation_Manuscript_2026-08-21.docx
+++ b/research/CrossDomain_Validation_Manuscript_2026-08-21.docx
@@ -19,17 +19,6 @@
         <w:rPr>
           <w:b/>
         </w:rPr>
-        <w:t xml:space="preserve">Working draft. Target: Records Management Journal (Emerald), subscription route.</w:t>
-      </w:r>
-    </w:p>
-    <w:p>
-      <w:pPr>
-        <w:spacing w:after="160" w:line="276" w:lineRule="auto"/>
-      </w:pPr>
-      <w:r>
-        <w:rPr>
-          <w:b/>
-        </w:rPr>
         <w:t xml:space="preserve">Stacyann Young</w:t>
       </w:r>
     </w:p>
@@ -132,16 +121,16 @@
         <w:t xml:space="preserve">Competing interests.</w:t>
       </w:r>
       <w:r>
-        <w:t xml:space="preserve"> P.W. created the instrument evaluated here and is an interested party in its evaluation. </w:t>
-      </w:r>
-      <w:r>
-        <w:rPr>
-          <w:b/>
-        </w:rPr>
-        <w:t xml:space="preserve">He read no record in either corpus and recorded no read and no outcome.</w:t>
-      </w:r>
-      <w:r>
-        <w:t xml:space="preserve"> S.Y. conducted her work voluntarily and independently, on public materials, and is named without institutional affiliation at her request. Both domain reviewers contribute in a personal professional capacity; the views expressed are the authors' own and do not represent the position of any employer or institution.</w:t>
+        <w:t xml:space="preserve"> P.W. created the construct and the instrument under study and would benefit from its adoption. </w:t>
+      </w:r>
+      <w:r>
+        <w:rPr>
+          <w:b/>
+        </w:rPr>
+        <w:t xml:space="preserve">That is a material conflict and it is not mitigated by the design alone.</w:t>
+      </w:r>
+      <w:r>
+        <w:t xml:space="preserve"> What was done about it: he read no record in either corpus, recorded no read and no outcome, and had no contact with either domain reviewer about the other's cases. What was not done about it: he specified the pooled analysis and ran every test reported here, and no independent statistician replicated them before submission. S.Y. conducted her work voluntarily and independently, on public materials, and is named without institutional affiliation at her request. Both domain reviewers contribute in a personal professional capacity; the views expressed are the authors' own and do not represent the position of any employer or institution.</w:t>
       </w:r>
     </w:p>
     <w:p>
